--- a/pr-preview/pr-377/bayesian-inference-handout.docx
+++ b/pr-preview/pr-377/bayesian-inference-handout.docx
@@ -15,7 +15,7 @@
         <w:pStyle w:val="Date"/>
       </w:pPr>
       <w:r>
-        <w:t xml:space="preserve">Last modified: 2026-10-19 03:11:47 (PDT)</w:t>
+        <w:t xml:space="preserve">Last modified: 2026-10-19 11:38:14 (PDT)</w:t>
       </w:r>
     </w:p>
     <w:p>
@@ -4550,28 +4550,28 @@
         <w:t xml:space="preserve">$$
     \begin{aligned}
     \operatorname{p}(\mathord{\smash[b]{\underset{\raise.3ex\hbox{$\scriptstyle\sim$}}{x}}\vphantom{x}}\mid \mu)
-    &amp;= \prod_{i=1}^n(2\pi)^{-1/2} \operatorname{exp}\mathopen{}\left\{-\frac{1}{2}(x_i- \mu)^2\right\}\mathclose{}
+    &amp;= \prod_{i=1}^n(2\pi)^{-1/2} {\operatorname{exp}\mathopen{}\left\{-\frac{1}{2}(x_i- \mu)^2\right\}\mathclose{}}
     &amp;&amp; \text{(independent Gaussian observations)}\\
-    &amp;= (2\pi)^{-n/2} \operatorname{exp}\mathopen{}\left\{-\frac{1}{2}\sum_{i=1}^n(x_i- \mu)^2\right\}\mathclose{}
+    &amp;= (2\pi)^{-n/2} {\operatorname{exp}\mathopen{}\left\{-\frac{1}{2}\sum_{i=1}^n(x_i- \mu)^2\right\}\mathclose{}}
     &amp;&amp; \text{(combining the exponents)}\\
-    &amp;= (2\pi)^{-n/2} \operatorname{exp}\mathopen{}\left\{-\frac{1}{2}\sum_{i=1}^n\mathopen{}\left(x_i^2 - 2 \mu x_i+ \mu^2\right)\mathclose{}\right\}\mathclose{}
+    &amp;= (2\pi)^{-n/2} {\operatorname{exp}\mathopen{}\left\{-\frac{1}{2}\sum_{i=1}^n\mathopen{}\left(x_i^2 - 2 \mu x_i+ \mu^2\right)\mathclose{}\right\}\mathclose{}}
     &amp;&amp; \text{(expanding each square)}\\
-    &amp;= (2\pi)^{-n/2} \operatorname{exp}\mathopen{}\left\{-\frac{1}{2}\mathopen{}\left(\sum_{i=1}^nx_i^2 - \sum_{i=1}^n2 \mu x_i+ \sum_{i=1}^n\mu^2\right)\mathclose{}\right\}\mathclose{}
+    &amp;= (2\pi)^{-n/2} {\operatorname{exp}\mathopen{}\left\{-\frac{1}{2}\mathopen{}\left(\sum_{i=1}^nx_i^2 - \sum_{i=1}^n2 \mu x_i+ \sum_{i=1}^n\mu^2\right)\mathclose{}\right\}\mathclose{}}
     &amp;&amp; \text{(splitting the sum)}\\
-    &amp;= (2\pi)^{-n/2} \operatorname{exp}\mathopen{}\left\{-\frac{1}{2}\mathopen{}\left(\sum_{i=1}^nx_i^2 - 2 \mu\sum_{i=1}^nx_i+ \sum_{i=1}^n\mu^2\right)\mathclose{}\right\}\mathclose{}
+    &amp;= (2\pi)^{-n/2} {\operatorname{exp}\mathopen{}\left\{-\frac{1}{2}\mathopen{}\left(\sum_{i=1}^nx_i^2 - 2 \mu\sum_{i=1}^nx_i+ \sum_{i=1}^n\mu^2\right)\mathclose{}\right\}\mathclose{}}
     &amp;&amp; \text{(factoring the constant $2 \mu$ out of the middle sum)}\\
-    &amp;= (2\pi)^{-n/2} \operatorname{exp}\mathopen{}\left\{-\frac{1}{2}\mathopen{}\left(\sum_{i=1}^nx_i^2 - 2 \mu\sum_{i=1}^nx_i+ n \mu^2\right)\mathclose{}\right\}\mathclose{}
+    &amp;= (2\pi)^{-n/2} {\operatorname{exp}\mathopen{}\left\{-\frac{1}{2}\mathopen{}\left(\sum_{i=1}^nx_i^2 - 2 \mu\sum_{i=1}^nx_i+ n \mu^2\right)\mathclose{}\right\}\mathclose{}}
     &amp;&amp; \text{(summing the constant $\mu^2$ over $n$ terms)}\\
-    &amp;= (2\pi)^{-n/2} \operatorname{exp}\mathopen{}\left\{-\frac{1}{2}\mathopen{}\left(\sum_{i=1}^nx_i^2 - 2 \mu n \bar x + n \mu^2\right)\mathclose{}\right\}\mathclose{}
+    &amp;= (2\pi)^{-n/2} {\operatorname{exp}\mathopen{}\left\{-\frac{1}{2}\mathopen{}\left(\sum_{i=1}^nx_i^2 - 2 \mu n \bar x + n \mu^2\right)\mathclose{}\right\}\mathclose{}}
     &amp;&amp; \text{(substituting $\sum_{i=1}^nx_i= n \bar x$)}\\
-    &amp;= (2\pi)^{-n/2} \operatorname{exp}\mathopen{}\left\{-\frac{1}{2}\mathopen{}\left(\sum_{i=1}^nx_i^2 + \mathopen{}\left(n \mu^2 - 2 \mu n \bar x\right)\mathclose{}\right)\mathclose{}\right\}\mathclose{}
+    &amp;= (2\pi)^{-n/2} {\operatorname{exp}\mathopen{}\left\{-\frac{1}{2}\mathopen{}\left(\sum_{i=1}^nx_i^2 + \mathopen{}\left(n \mu^2 - 2 \mu n \bar x\right)\mathclose{}\right)\mathclose{}\right\}\mathclose{}}
     &amp;&amp; \text{(reordering and grouping the terms that involve $\mu$)}\\
-    &amp;= (2\pi)^{-n/2} \operatorname{exp}\mathopen{}\left\{-\frac{1}{2}\sum_{i=1}^nx_i^2 - \frac{1}{2}\mathopen{}\left(n \mu^2 - 2 \mu n \bar x\right)\mathclose{}\right\}\mathclose{}
+    &amp;= (2\pi)^{-n/2} {\operatorname{exp}\mathopen{}\left\{-\frac{1}{2}\sum_{i=1}^nx_i^2 - \frac{1}{2}\mathopen{}\left(n \mu^2 - 2 \mu n \bar x\right)\mathclose{}\right\}\mathclose{}}
     &amp;&amp; \text{(distributing $-\tfrac{1}{2}$)}\\
-    &amp;= (2\pi)^{-n/2} \operatorname{exp}\mathopen{}\left\{-\frac{1}{2}\sum_{i=1}^nx_i^2\right\}\mathclose{}
-      \cdot \operatorname{exp}\mathopen{}\left\{-\frac{1}{2}\mathopen{}\left(n \mu^2 - 2 \mu n \bar x\right)\mathclose{}\right\}\mathclose{}
+    &amp;= (2\pi)^{-n/2} {\operatorname{exp}\mathopen{}\left\{-\frac{1}{2}\sum_{i=1}^nx_i^2\right\}\mathclose{}}
+      \cdot {\operatorname{exp}\mathopen{}\left\{-\frac{1}{2}\mathopen{}\left(n \mu^2 - 2 \mu n \bar x\right)\mathclose{}\right\}\mathclose{}}
     &amp;&amp; \text{(writing the exponential of a sum as a product of exponentials)}\\
-    &amp;\propto \operatorname{exp}\mathopen{}\left\{-\frac{1}{2}\mathopen{}\left(n \mu^2 - 2 \mu n \bar x\right)\mathclose{}\right\}\mathclose{}
+    &amp;\propto {\operatorname{exp}\mathopen{}\left\{-\frac{1}{2}\mathopen{}\left(n \mu^2 - 2 \mu n \bar x\right)\mathclose{}\right\}\mathclose{}}
     &amp;&amp; \text{(dropping factors that do not involve $\mu$)},
     \end{aligned}
      \qquad(6)$$</w:t>
@@ -4777,25 +4777,25 @@
     \operatorname{p}(\mu\mid \mathord{\smash[b]{\underset{\raise.3ex\hbox{$\scriptstyle\sim$}}{x}}\vphantom{x}})
     &amp;\propto \operatorname{p}(\mathord{\smash[b]{\underset{\raise.3ex\hbox{$\scriptstyle\sim$}}{x}}\vphantom{x}}\mid \mu)\, \operatorname{p}(\mu)
     &amp;&amp; \text{(posterior is proportional to likelihood times prior)}\\
-    &amp;\propto \operatorname{exp}\mathopen{}\left\{-\frac{1}{2}\mathopen{}\left(n \mu^2 - 2 \mu n \bar x\right)\mathclose{}\right\}\mathclose{}
-      \cdot \operatorname{exp}\mathopen{}\left\{-\frac{1}{2}\mu^2\right\}\mathclose{}
+    &amp;\propto {\operatorname{exp}\mathopen{}\left\{-\frac{1}{2}\mathopen{}\left(n \mu^2 - 2 \mu n \bar x\right)\mathclose{}\right\}\mathclose{}}
+      \cdot {\operatorname{exp}\mathopen{}\left\{-\frac{1}{2}\mu^2\right\}\mathclose{}}
     &amp;&amp; \text{(substituting likelihood and prior)}\\
-    &amp;= \operatorname{exp}\mathopen{}\left\{-\frac{1}{2}\mathopen{}\left(n \mu^2 - 2 \mu n \bar x\right)\mathclose{} - \frac{1}{2}\mu^2\right\}\mathclose{}
+    &amp;= {\operatorname{exp}\mathopen{}\left\{-\frac{1}{2}\mathopen{}\left(n \mu^2 - 2 \mu n \bar x\right)\mathclose{} - \frac{1}{2}\mu^2\right\}\mathclose{}}
     &amp;&amp; \text{(writing a product of exponentials as the exponential of a sum)}\\
-    &amp;= \operatorname{exp}\mathopen{}\left\{-\frac{1}{2}\mathopen{}\left(n \mu^2 - 2 \mu n \bar x + \mu^2\right)\mathclose{}\right\}\mathclose{}
+    &amp;= {\operatorname{exp}\mathopen{}\left\{-\frac{1}{2}\mathopen{}\left(n \mu^2 - 2 \mu n \bar x + \mu^2\right)\mathclose{}\right\}\mathclose{}}
     &amp;&amp; \text{(factoring out $-\tfrac{1}{2}$)}\\
-    &amp;= \operatorname{exp}\mathopen{}\left\{-\frac{1}{2}\mathopen{}\left(n \mu^2 + \mu^2 - 2 \mu n \bar x\right)\mathclose{}\right\}\mathclose{}
+    &amp;= {\operatorname{exp}\mathopen{}\left\{-\frac{1}{2}\mathopen{}\left(n \mu^2 + \mu^2 - 2 \mu n \bar x\right)\mathclose{}\right\}\mathclose{}}
     &amp;&amp; \text{(reordering the terms)}\\
-    &amp;= \operatorname{exp}\mathopen{}\left\{-\frac{1}{2}\mathopen{}\left((n+1)\mu^2 - 2 \mu n \bar x\right)\mathclose{}\right\}\mathclose{}
+    &amp;= {\operatorname{exp}\mathopen{}\left\{-\frac{1}{2}\mathopen{}\left((n+1)\mu^2 - 2 \mu n \bar x\right)\mathclose{}\right\}\mathclose{}}
     &amp;&amp; \text{(collecting the $\mu^2$ terms)}\\
-    &amp;= \operatorname{exp}\mathopen{}\left\{-\frac{1}{2}(n+1)\mathopen{}\left(\mu^2 - 2 \mu\frac{n}{n+1} \bar x\right)\mathclose{}\right\}\mathclose{}
+    &amp;= {\operatorname{exp}\mathopen{}\left\{-\frac{1}{2}(n+1)\mathopen{}\left(\mu^2 - 2 \mu\frac{n}{n+1} \bar x\right)\mathclose{}\right\}\mathclose{}}
     &amp;&amp; \text{(factoring out $n+1$)}\\
-    &amp;= \operatorname{exp}\mathopen{}\left\{-\frac{1}{2}(n+1)\mathopen{}\left(\mu^2 - 2 \mu m\right)\mathclose{}\right\}\mathclose{}
+    &amp;= {\operatorname{exp}\mathopen{}\left\{-\frac{1}{2}(n+1)\mathopen{}\left(\mu^2 - 2 \mu m\right)\mathclose{}\right\}\mathclose{}}
     &amp;&amp; \text{(definition of $m$)}\\
-    &amp;= \operatorname{exp}\mathopen{}\left\{-\frac{1}{2}(n+1)\mathopen{}\left((\mu- m)^2 - m^2\right)\mathclose{}\right\}\mathclose{}
+    &amp;= {\operatorname{exp}\mathopen{}\left\{-\frac{1}{2}(n+1)\mathopen{}\left((\mu- m)^2 - m^2\right)\mathclose{}\right\}\mathclose{}}
     &amp;&amp; \text{(completing the square)}\\
-    &amp;\propto \operatorname{exp}\mathopen{}\left\{-\frac{1}{2}(n+1)(\mu- m)^2\right\}\mathclose{}
-    &amp;&amp; \text{(dropping the factor $\operatorname{exp}\mathopen{}\left\{\tfrac{1}{2}(n+1)m^2\right\}\mathclose{}$)}.
+    &amp;\propto {\operatorname{exp}\mathopen{}\left\{-\frac{1}{2}(n+1)(\mu- m)^2\right\}\mathclose{}}
+    &amp;&amp; \text{(dropping the factor ${\operatorname{exp}\mathopen{}\left\{\tfrac{1}{2}(n+1)m^2\right\}\mathclose{}}$)}.
     \end{aligned}
      \qquad(7)$$</w:t>
       </w:r>
@@ -4889,7 +4889,7 @@
       <w:bookmarkStart w:id="37" w:name="eq-normal-normal-exm-3"/>
       <w:r>
         <w:t xml:space="preserve">$$
-    \mu\mid \mathord{\smash[b]{\underset{\raise.3ex\hbox{$\scriptstyle\sim$}}{x}}\vphantom{x}}\;\sim\; \operatorname{N}\mathopen{}\left(\frac{n}{n+1}\bar{x},\; \frac{1}{n+1}\right)\mathclose{}.
+    \mu\mid \mathord{\smash[b]{\underset{\raise.3ex\hbox{$\scriptstyle\sim$}}{x}}\vphantom{x}}\;\sim\; {\operatorname{N}\mathopen{}\left(\frac{n}{n+1}\bar{x},\; \frac{1}{n+1}\right)\mathclose{}}.
      \qquad(8)$$</w:t>
       </w:r>
       <w:bookmarkEnd w:id="37"/>
@@ -7004,7 +7004,7 @@
       <w:r>
         <w:t xml:space="preserve">$$
     \hat{\theta}_{\text{MAP}}
-    = \arg \min_\theta\mathopen{}\left(-\operatorname{log}\mathopen{}\left\{\operatorname{p}(\mathord{\smash[b]{\underset{\raise.3ex\hbox{$\scriptstyle\sim$}}{y}}\vphantom{y}}\mid \theta)\right\}\mathclose{} - \operatorname{log}\mathopen{}\left\{\operatorname{p}(\theta)\right\}\mathclose{}\right)\mathclose{}.
+    = \arg \min_\theta\mathopen{}\left(-{\operatorname{log}\mathopen{}\left\{\operatorname{p}(\mathord{\smash[b]{\underset{\raise.3ex\hbox{$\scriptstyle\sim$}}{y}}\vphantom{y}}\mid \theta)\right\}\mathclose{}} - {\operatorname{log}\mathopen{}\left\{\operatorname{p}(\theta)\right\}\mathclose{}}\right)\mathclose{}.
      \qquad(10)$$</w:t>
       </w:r>
       <w:bookmarkEnd w:id="45"/>
@@ -7153,7 +7153,7 @@
       <w:r>
         <w:t xml:space="preserve">$$
     \arg \max_\theta\operatorname{p}(\theta\mid \mathord{\smash[b]{\underset{\raise.3ex\hbox{$\scriptstyle\sim$}}{y}}\vphantom{y}})
-    = \arg \max_\theta\mathopen{}\left(\operatorname{log}\mathopen{}\left\{\operatorname{p}(\mathord{\smash[b]{\underset{\raise.3ex\hbox{$\scriptstyle\sim$}}{y}}\vphantom{y}}\mid \theta)\right\}\mathclose{} + \operatorname{log}\mathopen{}\left\{\operatorname{p}(\theta)\right\}\mathclose{}\right)\mathclose{}.
+    = \arg \max_\theta\mathopen{}\left({\operatorname{log}\mathopen{}\left\{\operatorname{p}(\mathord{\smash[b]{\underset{\raise.3ex\hbox{$\scriptstyle\sim$}}{y}}\vphantom{y}}\mid \theta)\right\}\mathclose{}} + {\operatorname{log}\mathopen{}\left\{\operatorname{p}(\theta)\right\}\mathclose{}}\right)\mathclose{}.
     $$</w:t>
       </w:r>
     </w:p>
@@ -9679,7 +9679,7 @@
       </w:pPr>
       <w:r>
         <w:t xml:space="preserve">$$
-    \Pr\mathopen{}\left(l(\mathord{\smash[b]{\underset{\raise.3ex\hbox{$\scriptstyle\sim$}}{y}}\vphantom{y}}) \le \theta\le r(\mathord{\smash[b]{\underset{\raise.3ex\hbox{$\scriptstyle\sim$}}{y}}\vphantom{y}}) \mid \mathord{\smash[b]{\underset{\raise.3ex\hbox{$\scriptstyle\sim$}}{Y}}\vphantom{Y}}= \mathord{\smash[b]{\underset{\raise.3ex\hbox{$\scriptstyle\sim$}}{y}}\vphantom{y}}\right)\mathclose{} = 1 - \alpha.
+    {\Pr\mathopen{}\left(l(\mathord{\smash[b]{\underset{\raise.3ex\hbox{$\scriptstyle\sim$}}{y}}\vphantom{y}}) \le \theta\le r(\mathord{\smash[b]{\underset{\raise.3ex\hbox{$\scriptstyle\sim$}}{y}}\vphantom{y}}) \mid \mathord{\smash[b]{\underset{\raise.3ex\hbox{$\scriptstyle\sim$}}{Y}}\vphantom{Y}}= \mathord{\smash[b]{\underset{\raise.3ex\hbox{$\scriptstyle\sim$}}{y}}\vphantom{y}}\right)\mathclose{}} = 1 - \alpha.
     $$</w:t>
       </w:r>
     </w:p>
@@ -28688,16 +28688,16 @@
         <w:t xml:space="preserve">$$
     \begin{aligned}
     \operatorname{p}(\mu\mid \mathord{\smash[b]{\underset{\raise.3ex\hbox{$\scriptstyle\sim$}}{x}}\vphantom{x}})
-    &amp;\propto \operatorname{exp}\mathopen{}\left\{-\frac{1}{2}\mathopen{}\left(n \mu^2 - 2 \mu n \bar x\right)\mathclose{}\right\}\mathclose{}
-      \cdot \operatorname{exp}\mathopen{}\left\{-\frac{1}{2}\frac{\mu^2}{\tau^2}\right\}\mathclose{}
+    &amp;\propto {\operatorname{exp}\mathopen{}\left\{-\frac{1}{2}\mathopen{}\left(n \mu^2 - 2 \mu n \bar x\right)\mathclose{}\right\}\mathclose{}}
+      \cdot {\operatorname{exp}\mathopen{}\left\{-\frac{1}{2}\frac{\mu^2}{\tau^2}\right\}\mathclose{}}
     &amp;&amp; \text{(likelihood times prior)}\\
-    &amp;= \operatorname{exp}\mathopen{}\left\{-\frac{1}{2}\mathopen{}\left(\mathopen{}\left(n + \frac{1}{\tau^2}\right)\mathclose{}\mu^2 - 2 \mu n \bar x\right)\mathclose{}\right\}\mathclose{}
+    &amp;= {\operatorname{exp}\mathopen{}\left\{-\frac{1}{2}\mathopen{}\left(\mathopen{}\left(n + \frac{1}{\tau^2}\right)\mathclose{}\mu^2 - 2 \mu n \bar x\right)\mathclose{}\right\}\mathclose{}}
     &amp;&amp; \text{(adding exponents)}\\
-    &amp;= \operatorname{exp}\mathopen{}\left\{-\frac{1}{2}\mathopen{}\left(n + \frac{1}{\tau^2}\right)\mathclose{}\mathopen{}\left(\mu^2 - 2 \mu m_\tau\right)\mathclose{}\right\}\mathclose{}
+    &amp;= {\operatorname{exp}\mathopen{}\left\{-\frac{1}{2}\mathopen{}\left(n + \frac{1}{\tau^2}\right)\mathclose{}\mathopen{}\left(\mu^2 - 2 \mu m_\tau\right)\mathclose{}\right\}\mathclose{}}
     &amp;&amp; \text{(factoring; definition of $m_\tau$)}\\
-    &amp;= \operatorname{exp}\mathopen{}\left\{-\frac{1}{2}\mathopen{}\left(n + \frac{1}{\tau^2}\right)\mathclose{}\mathopen{}\left((\mu- m_\tau)^2 - m_\tau^2\right)\mathclose{}\right\}\mathclose{}
+    &amp;= {\operatorname{exp}\mathopen{}\left\{-\frac{1}{2}\mathopen{}\left(n + \frac{1}{\tau^2}\right)\mathclose{}\mathopen{}\left((\mu- m_\tau)^2 - m_\tau^2\right)\mathclose{}\right\}\mathclose{}}
     &amp;&amp; \text{(completing the square)}\\
-    &amp;\propto \operatorname{exp}\mathopen{}\left\{-\frac{1}{2}\mathopen{}\left(n + \frac{1}{\tau^2}\right)\mathclose{}(\mu- m_\tau)^2\right\}\mathclose{}
+    &amp;\propto {\operatorname{exp}\mathopen{}\left\{-\frac{1}{2}\mathopen{}\left(n + \frac{1}{\tau^2}\right)\mathclose{}(\mu- m_\tau)^2\right\}\mathclose{}}
     &amp;&amp; \text{(dropping a factor that does not involve $\mu$)}.
     \end{aligned}
     $$</w:t>
@@ -28714,7 +28714,7 @@
         <w:t xml:space="preserve"> </w:t>
       </w:r>
       <w:r>
-        <w:t xml:space="preserve">$\mu\mid \mathord{\smash[b]{\underset{\raise.3ex\hbox{$\scriptstyle\sim$}}{x}}\vphantom{x}}\sim \operatorname{N}\mathopen{}\left(m_\tau,\; 1 / (n + 1/\tau^2)\right)\mathclose{}$</w:t>
+        <w:t xml:space="preserve">$\mu\mid \mathord{\smash[b]{\underset{\raise.3ex\hbox{$\scriptstyle\sim$}}{x}}\vphantom{x}}\sim {\operatorname{N}\mathopen{}\left(m_\tau,\; 1 / (n + 1/\tau^2)\right)\mathclose{}}$</w:t>
       </w:r>
       <w:r>
         <w:t xml:space="preserve">,</w:t>
@@ -32393,12 +32393,12 @@
       <w:r>
         <w:t xml:space="preserve">$$
     \begin{aligned}
-    \Pr\mathopen{}\left(Y^{\mathrm{new}} = 1 \mid \mathord{\smash[b]{\underset{\raise.3ex\hbox{$\scriptstyle\sim$}}{y}}\vphantom{y}}\right)\mathclose{}
-    &amp;= \int_0^1 \Pr\mathopen{}\left(Y^{\mathrm{new}} = 1 \mid \pi\right)\mathclose{}\, \operatorname{p}(\pi\mid \mathord{\smash[b]{\underset{\raise.3ex\hbox{$\scriptstyle\sim$}}{y}}\vphantom{y}})\, d\pi
+    {\Pr\mathopen{}\left(Y^{\mathrm{new}} = 1 \mid \mathord{\smash[b]{\underset{\raise.3ex\hbox{$\scriptstyle\sim$}}{y}}\vphantom{y}}\right)\mathclose{}}
+    &amp;= \int_0^1 {\Pr\mathopen{}\left(Y^{\mathrm{new}} = 1 \mid \pi\right)\mathclose{}}\, \operatorname{p}(\pi\mid \mathord{\smash[b]{\underset{\raise.3ex\hbox{$\scriptstyle\sim$}}{y}}\vphantom{y}})\, d\pi
     &amp;&amp; \text{(definition of the posterior predictive distribution)}\\
     &amp;= \int_0^1 \pi\, \operatorname{p}(\pi\mid \mathord{\smash[b]{\underset{\raise.3ex\hbox{$\scriptstyle\sim$}}{y}}\vphantom{y}})\, d\pi
     &amp;&amp; \text{(Bernoulli model)}\\
-    &amp;= \operatorname{E}\mathopen{}\left[\pi\mid \mathord{\smash[b]{\underset{\raise.3ex\hbox{$\scriptstyle\sim$}}{y}}\vphantom{y}}\right]\mathclose{}
+    &amp;= {\operatorname{E}\mathopen{}\left[\pi\mid \mathord{\smash[b]{\underset{\raise.3ex\hbox{$\scriptstyle\sim$}}{y}}\vphantom{y}}\right]\mathclose{}}
     &amp;&amp; \text{(definition of the posterior mean)}.
     \end{aligned}
     $$</w:t>
@@ -40566,7 +40566,7 @@
       </w:pPr>
       <w:r>
         <w:t xml:space="preserve">$$
-    p_B = \Pr\mathopen{}\left(T(\mathord{\smash[b]{\underset{\raise.3ex\hbox{$\scriptstyle\sim$}}{Y}}\vphantom{Y}}^{\mathrm{rep}}) \ge T(\mathord{\smash[b]{\underset{\raise.3ex\hbox{$\scriptstyle\sim$}}{y}}\vphantom{y}}) \mid \mathord{\smash[b]{\underset{\raise.3ex\hbox{$\scriptstyle\sim$}}{y}}\vphantom{y}}\right)\mathclose{},
+    p_B = {\Pr\mathopen{}\left(T(\mathord{\smash[b]{\underset{\raise.3ex\hbox{$\scriptstyle\sim$}}{Y}}\vphantom{Y}}^{\mathrm{rep}}) \ge T(\mathord{\smash[b]{\underset{\raise.3ex\hbox{$\scriptstyle\sim$}}{y}}\vphantom{y}}) \mid \mathord{\smash[b]{\underset{\raise.3ex\hbox{$\scriptstyle\sim$}}{y}}\vphantom{y}}\right)\mathclose{}},
     $$</w:t>
       </w:r>
     </w:p>
